--- a/parity/fixtures/wc-tb-totext-tab.docx
+++ b/parity/fixtures/wc-tb-totext-tab.docx
@@ -4,17 +4,32 @@
   <w:body>
     <w:p>
       <w:r>
-        <w:t xml:space="preserve">a	b	</w:t>
+        <w:t>a</w:t>
+      </w:r>
+      <w:r>
+        <w:tab/>
+      </w:r>
+      <w:r>
+        <w:t>b</w:t>
+      </w:r>
+      <w:r>
+        <w:tab/>
       </w:r>
     </w:p>
     <w:p>
       <w:r>
-        <w:t xml:space="preserve">		</w:t>
+        <w:tab/>
+      </w:r>
+      <w:r>
+        <w:tab/>
       </w:r>
     </w:p>
     <w:p>
       <w:r>
-        <w:t xml:space="preserve">		</w:t>
+        <w:tab/>
+      </w:r>
+      <w:r>
+        <w:tab/>
       </w:r>
     </w:p>
     <w:p/>
@@ -1319,6 +1334,9 @@
     <w:basedOn w:val="TableNormal"/>
     <w:uiPriority w:val="39"/>
     <w:rsid w:val="000A29C3"/>
+    <w:pPr>
+      <w:spacing w:after="0" w:line="240" w:lineRule="auto"/>
+    </w:pPr>
     <w:tblPr>
       <w:tblBorders>
         <w:top w:val="single" w:sz="4" w:space="0" w:color="auto"/>
@@ -1335,16 +1353,19 @@
     <w:basedOn w:val="TableNormal"/>
     <w:uiPriority w:val="49"/>
     <w:rsid w:val="005B78FB"/>
+    <w:pPr>
+      <w:spacing w:after="0" w:line="240" w:lineRule="auto"/>
+    </w:pPr>
     <w:tblPr>
       <w:tblStyleRowBandSize w:val="1"/>
       <w:tblStyleColBandSize w:val="1"/>
       <w:tblBorders>
-        <w:top w:val="single" w:sz="4" w:space="0" w:color="8EAADB" w:themeColor="accent1" w:themeTint="99"/>
-        <w:left w:val="single" w:sz="4" w:space="0" w:color="8EAADB" w:themeColor="accent1" w:themeTint="99"/>
-        <w:bottom w:val="single" w:sz="4" w:space="0" w:color="8EAADB" w:themeColor="accent1" w:themeTint="99"/>
-        <w:right w:val="single" w:sz="4" w:space="0" w:color="8EAADB" w:themeColor="accent1" w:themeTint="99"/>
-        <w:insideH w:val="single" w:sz="4" w:space="0" w:color="8EAADB" w:themeColor="accent1" w:themeTint="99"/>
-        <w:insideV w:val="single" w:sz="4" w:space="0" w:color="8EAADB" w:themeColor="accent1" w:themeTint="99"/>
+        <w:top w:val="single" w:sz="4" w:space="0" w:color="45B0E1" w:themeColor="accent1" w:themeTint="99"/>
+        <w:left w:val="single" w:sz="4" w:space="0" w:color="45B0E1" w:themeColor="accent1" w:themeTint="99"/>
+        <w:bottom w:val="single" w:sz="4" w:space="0" w:color="45B0E1" w:themeColor="accent1" w:themeTint="99"/>
+        <w:right w:val="single" w:sz="4" w:space="0" w:color="45B0E1" w:themeColor="accent1" w:themeTint="99"/>
+        <w:insideH w:val="single" w:sz="4" w:space="0" w:color="45B0E1" w:themeColor="accent1" w:themeTint="99"/>
+        <w:insideV w:val="single" w:sz="4" w:space="0" w:color="45B0E1" w:themeColor="accent1" w:themeTint="99"/>
       </w:tblBorders>
     </w:tblPr>
     <w:tblStylePr w:type="firstRow">
@@ -1356,14 +1377,14 @@
       <w:tblPr/>
       <w:tcPr>
         <w:tcBorders>
-          <w:top w:val="single" w:sz="4" w:space="0" w:color="4472C4" w:themeColor="accent1"/>
-          <w:left w:val="single" w:sz="4" w:space="0" w:color="4472C4" w:themeColor="accent1"/>
-          <w:bottom w:val="single" w:sz="4" w:space="0" w:color="4472C4" w:themeColor="accent1"/>
-          <w:right w:val="single" w:sz="4" w:space="0" w:color="4472C4" w:themeColor="accent1"/>
+          <w:top w:val="single" w:sz="4" w:space="0" w:color="156082" w:themeColor="accent1"/>
+          <w:left w:val="single" w:sz="4" w:space="0" w:color="156082" w:themeColor="accent1"/>
+          <w:bottom w:val="single" w:sz="4" w:space="0" w:color="156082" w:themeColor="accent1"/>
+          <w:right w:val="single" w:sz="4" w:space="0" w:color="156082" w:themeColor="accent1"/>
           <w:insideH w:val="nil"/>
           <w:insideV w:val="nil"/>
         </w:tcBorders>
-        <w:shd w:val="clear" w:color="auto" w:fill="4472C4" w:themeFill="accent1"/>
+        <w:shd w:val="clear" w:color="auto" w:fill="156082" w:themeFill="accent1"/>
       </w:tcPr>
     </w:tblStylePr>
     <w:tblStylePr w:type="lastRow">
@@ -1374,7 +1395,7 @@
       <w:tblPr/>
       <w:tcPr>
         <w:tcBorders>
-          <w:top w:val="double" w:sz="4" w:space="0" w:color="4472C4" w:themeColor="accent1"/>
+          <w:top w:val="double" w:sz="4" w:space="0" w:color="156082" w:themeColor="accent1"/>
         </w:tcBorders>
       </w:tcPr>
     </w:tblStylePr>
@@ -1393,13 +1414,13 @@
     <w:tblStylePr w:type="band1Vert">
       <w:tblPr/>
       <w:tcPr>
-        <w:shd w:val="clear" w:color="auto" w:fill="D9E2F3" w:themeFill="accent1" w:themeFillTint="33"/>
+        <w:shd w:val="clear" w:color="auto" w:fill="C1E4F5" w:themeFill="accent1" w:themeFillTint="33"/>
       </w:tcPr>
     </w:tblStylePr>
     <w:tblStylePr w:type="band1Horz">
       <w:tblPr/>
       <w:tcPr>
-        <w:shd w:val="clear" w:color="auto" w:fill="D9E2F3" w:themeFill="accent1" w:themeFillTint="33"/>
+        <w:shd w:val="clear" w:color="auto" w:fill="C1E4F5" w:themeFill="accent1" w:themeFillTint="33"/>
       </w:tcPr>
     </w:tblStylePr>
   </w:style>
